--- a/lessons/7-1-flagship/homework.docx
+++ b/lessons/7-1-flagship/homework.docx
@@ -106,7 +106,55 @@
     </w:p>
     <w:p>
       <w:pPr>
-        <w:spacing w:after="60"/>
+        <w:keepNext/>
+        <w:spacing w:after="20" w:before="80"/>
+        <w:jc w:val="center"/>
+      </w:pPr>
+      <w:r>
+        <w:drawing>
+          <wp:inline distT="0" distB="0" distL="0" distR="0">
+            <wp:extent cx="1047750" cy="790575"/>
+            <wp:effectExtent t="0" r="0" b="0" l="0"/>
+            <wp:docPr id="1" name="" descr="" title=""/>
+            <wp:cNvGraphicFramePr>
+              <a:graphicFrameLocks xmlns:a="http://schemas.openxmlformats.org/drawingml/2006/main" noChangeAspect="1"/>
+            </wp:cNvGraphicFramePr>
+            <a:graphic xmlns:a="http://schemas.openxmlformats.org/drawingml/2006/main">
+              <a:graphicData uri="http://schemas.openxmlformats.org/drawingml/2006/picture">
+                <pic:pic xmlns:pic="http://schemas.openxmlformats.org/drawingml/2006/picture">
+                  <pic:nvPicPr>
+                    <pic:cNvPr id="0" name="" descr=""/>
+                    <pic:cNvPicPr>
+                      <a:picLocks noChangeAspect="1" noChangeArrowheads="1"/>
+                    </pic:cNvPicPr>
+                  </pic:nvPicPr>
+                  <pic:blipFill>
+                    <a:blip r:embed="rId7" cstate="none"/>
+                    <a:srcRect/>
+                    <a:stretch>
+                      <a:fillRect/>
+                    </a:stretch>
+                  </pic:blipFill>
+                  <pic:spPr bwMode="auto">
+                    <a:xfrm>
+                      <a:off x="0" y="0"/>
+                      <a:ext cx="1047750" cy="790575"/>
+                    </a:xfrm>
+                    <a:prstGeom prst="rect">
+                      <a:avLst/>
+                    </a:prstGeom>
+                  </pic:spPr>
+                </pic:pic>
+              </a:graphicData>
+            </a:graphic>
+          </wp:inline>
+        </w:drawing>
+      </w:r>
+    </w:p>
+    <w:p>
+      <w:pPr>
+        <w:keepNext/>
+        <w:spacing w:after="120"/>
       </w:pPr>
       <w:r>
         <w:rPr>
@@ -116,12 +164,60 @@
         <w:t xml:space="preserve">Equation (Ecuación)</w:t>
       </w:r>
       <w:r>
-        <w:t xml:space="preserve"> — A mathematical sentence that uses an equal sign to show two expressions have the same value</w:t>
-      </w:r>
-    </w:p>
-    <w:p>
-      <w:pPr>
-        <w:spacing w:after="60"/>
+        <w:t xml:space="preserve"> — A math sentence with an equal sign showing both sides are the same.</w:t>
+      </w:r>
+    </w:p>
+    <w:p>
+      <w:pPr>
+        <w:keepNext/>
+        <w:spacing w:after="20" w:before="80"/>
+        <w:jc w:val="center"/>
+      </w:pPr>
+      <w:r>
+        <w:drawing>
+          <wp:inline distT="0" distB="0" distL="0" distR="0">
+            <wp:extent cx="1047750" cy="790575"/>
+            <wp:effectExtent t="0" r="0" b="0" l="0"/>
+            <wp:docPr id="1" name="" descr="" title=""/>
+            <wp:cNvGraphicFramePr>
+              <a:graphicFrameLocks xmlns:a="http://schemas.openxmlformats.org/drawingml/2006/main" noChangeAspect="1"/>
+            </wp:cNvGraphicFramePr>
+            <a:graphic xmlns:a="http://schemas.openxmlformats.org/drawingml/2006/main">
+              <a:graphicData uri="http://schemas.openxmlformats.org/drawingml/2006/picture">
+                <pic:pic xmlns:pic="http://schemas.openxmlformats.org/drawingml/2006/picture">
+                  <pic:nvPicPr>
+                    <pic:cNvPr id="0" name="" descr=""/>
+                    <pic:cNvPicPr>
+                      <a:picLocks noChangeAspect="1" noChangeArrowheads="1"/>
+                    </pic:cNvPicPr>
+                  </pic:nvPicPr>
+                  <pic:blipFill>
+                    <a:blip r:embed="rId8" cstate="none"/>
+                    <a:srcRect/>
+                    <a:stretch>
+                      <a:fillRect/>
+                    </a:stretch>
+                  </pic:blipFill>
+                  <pic:spPr bwMode="auto">
+                    <a:xfrm>
+                      <a:off x="0" y="0"/>
+                      <a:ext cx="1047750" cy="790575"/>
+                    </a:xfrm>
+                    <a:prstGeom prst="rect">
+                      <a:avLst/>
+                    </a:prstGeom>
+                  </pic:spPr>
+                </pic:pic>
+              </a:graphicData>
+            </a:graphic>
+          </wp:inline>
+        </w:drawing>
+      </w:r>
+    </w:p>
+    <w:p>
+      <w:pPr>
+        <w:keepNext/>
+        <w:spacing w:after="120"/>
       </w:pPr>
       <w:r>
         <w:rPr>
@@ -131,12 +227,60 @@
         <w:t xml:space="preserve">Variable (Variable)</w:t>
       </w:r>
       <w:r>
-        <w:t xml:space="preserve"> — A letter or symbol that represents an unknown value</w:t>
-      </w:r>
-    </w:p>
-    <w:p>
-      <w:pPr>
-        <w:spacing w:after="60"/>
+        <w:t xml:space="preserve"> — A letter that stands for an unknown number.</w:t>
+      </w:r>
+    </w:p>
+    <w:p>
+      <w:pPr>
+        <w:keepNext/>
+        <w:spacing w:after="20" w:before="80"/>
+        <w:jc w:val="center"/>
+      </w:pPr>
+      <w:r>
+        <w:drawing>
+          <wp:inline distT="0" distB="0" distL="0" distR="0">
+            <wp:extent cx="1047750" cy="790575"/>
+            <wp:effectExtent t="0" r="0" b="0" l="0"/>
+            <wp:docPr id="1" name="" descr="" title=""/>
+            <wp:cNvGraphicFramePr>
+              <a:graphicFrameLocks xmlns:a="http://schemas.openxmlformats.org/drawingml/2006/main" noChangeAspect="1"/>
+            </wp:cNvGraphicFramePr>
+            <a:graphic xmlns:a="http://schemas.openxmlformats.org/drawingml/2006/main">
+              <a:graphicData uri="http://schemas.openxmlformats.org/drawingml/2006/picture">
+                <pic:pic xmlns:pic="http://schemas.openxmlformats.org/drawingml/2006/picture">
+                  <pic:nvPicPr>
+                    <pic:cNvPr id="0" name="" descr=""/>
+                    <pic:cNvPicPr>
+                      <a:picLocks noChangeAspect="1" noChangeArrowheads="1"/>
+                    </pic:cNvPicPr>
+                  </pic:nvPicPr>
+                  <pic:blipFill>
+                    <a:blip r:embed="rId7" cstate="none"/>
+                    <a:srcRect/>
+                    <a:stretch>
+                      <a:fillRect/>
+                    </a:stretch>
+                  </pic:blipFill>
+                  <pic:spPr bwMode="auto">
+                    <a:xfrm>
+                      <a:off x="0" y="0"/>
+                      <a:ext cx="1047750" cy="790575"/>
+                    </a:xfrm>
+                    <a:prstGeom prst="rect">
+                      <a:avLst/>
+                    </a:prstGeom>
+                  </pic:spPr>
+                </pic:pic>
+              </a:graphicData>
+            </a:graphic>
+          </wp:inline>
+        </w:drawing>
+      </w:r>
+    </w:p>
+    <w:p>
+      <w:pPr>
+        <w:keepNext/>
+        <w:spacing w:after="120"/>
       </w:pPr>
       <w:r>
         <w:rPr>
@@ -146,12 +290,60 @@
         <w:t xml:space="preserve">Equal sign (Signo igual)</w:t>
       </w:r>
       <w:r>
-        <w:t xml:space="preserve"> — A symbol (=) showing that two sides have the same value</w:t>
-      </w:r>
-    </w:p>
-    <w:p>
-      <w:pPr>
-        <w:spacing w:after="60"/>
+        <w:t xml:space="preserve"> — The = sign, showing both sides are the same.</w:t>
+      </w:r>
+    </w:p>
+    <w:p>
+      <w:pPr>
+        <w:keepNext/>
+        <w:spacing w:after="20" w:before="80"/>
+        <w:jc w:val="center"/>
+      </w:pPr>
+      <w:r>
+        <w:drawing>
+          <wp:inline distT="0" distB="0" distL="0" distR="0">
+            <wp:extent cx="1047750" cy="790575"/>
+            <wp:effectExtent t="0" r="0" b="0" l="0"/>
+            <wp:docPr id="1" name="" descr="" title=""/>
+            <wp:cNvGraphicFramePr>
+              <a:graphicFrameLocks xmlns:a="http://schemas.openxmlformats.org/drawingml/2006/main" noChangeAspect="1"/>
+            </wp:cNvGraphicFramePr>
+            <a:graphic xmlns:a="http://schemas.openxmlformats.org/drawingml/2006/main">
+              <a:graphicData uri="http://schemas.openxmlformats.org/drawingml/2006/picture">
+                <pic:pic xmlns:pic="http://schemas.openxmlformats.org/drawingml/2006/picture">
+                  <pic:nvPicPr>
+                    <pic:cNvPr id="0" name="" descr=""/>
+                    <pic:cNvPicPr>
+                      <a:picLocks noChangeAspect="1" noChangeArrowheads="1"/>
+                    </pic:cNvPicPr>
+                  </pic:nvPicPr>
+                  <pic:blipFill>
+                    <a:blip r:embed="rId9" cstate="none"/>
+                    <a:srcRect/>
+                    <a:stretch>
+                      <a:fillRect/>
+                    </a:stretch>
+                  </pic:blipFill>
+                  <pic:spPr bwMode="auto">
+                    <a:xfrm>
+                      <a:off x="0" y="0"/>
+                      <a:ext cx="1047750" cy="790575"/>
+                    </a:xfrm>
+                    <a:prstGeom prst="rect">
+                      <a:avLst/>
+                    </a:prstGeom>
+                  </pic:spPr>
+                </pic:pic>
+              </a:graphicData>
+            </a:graphic>
+          </wp:inline>
+        </w:drawing>
+      </w:r>
+    </w:p>
+    <w:p>
+      <w:pPr>
+        <w:keepNext/>
+        <w:spacing w:after="120"/>
       </w:pPr>
       <w:r>
         <w:rPr>
@@ -161,7 +353,7 @@
         <w:t xml:space="preserve">Expression (Expresión)</w:t>
       </w:r>
       <w:r>
-        <w:t xml:space="preserve"> — A combination of numbers, variables, and operations without an equal sign</w:t>
+        <w:t xml:space="preserve"> — A math phrase with numbers and letters, but no equal sign.</w:t>
       </w:r>
     </w:p>
     <w:p>

--- a/lessons/7-1-flagship/homework.docx
+++ b/lessons/7-1-flagship/homework.docx
@@ -24,7 +24,7 @@
           <w:i/>
           <w:iCs/>
         </w:rPr>
-        <w:t xml:space="preserve">Lesson 7-1-flagship  •  Standard 6.EE.6</w:t>
+        <w:t xml:space="preserve">Lesson 7-1-flagship  •  Standard 6.AT.8</w:t>
       </w:r>
     </w:p>
     <w:p>
@@ -723,6 +723,496 @@
       </w:r>
     </w:p>
     <w:p>
+      <w:pPr>
+        <w:spacing w:after="80" w:before="0"/>
+      </w:pPr>
+      <w:r>
+        <w:rPr>
+          <w:b/>
+          <w:bCs/>
+        </w:rPr>
+        <w:t xml:space="preserve">5. onLevel — Spot the Common Mistake</w:t>
+      </w:r>
+    </w:p>
+    <w:p>
+      <w:pPr>
+        <w:spacing w:after="40" w:before="0"/>
+      </w:pPr>
+      <w:r>
+        <w:t xml:space="preserve">   Step 1 (Read): A student is working on Write Equations.</w:t>
+      </w:r>
+    </w:p>
+    <w:p>
+      <w:pPr>
+        <w:spacing w:after="40" w:before="0"/>
+      </w:pPr>
+      <w:r>
+        <w:t xml:space="preserve">   Step 2 (Attempt): They ignored the rule: Find the unknown, choose a variable, then turn the words into symbols around an equal sign.</w:t>
+      </w:r>
+    </w:p>
+    <w:p>
+      <w:pPr>
+        <w:spacing w:after="40" w:before="0"/>
+      </w:pPr>
+      <w:r>
+        <w:t xml:space="preserve">   Step 3 (Check): The answer does not match the math rule from class.</w:t>
+      </w:r>
+    </w:p>
+    <w:p>
+      <w:pPr>
+        <w:spacing w:after="60" w:before="0"/>
+      </w:pPr>
+      <w:r>
+        <w:rPr>
+          <w:i/>
+          <w:iCs/>
+        </w:rPr>
+        <w:t xml:space="preserve">Which step has the mistake? Explain and fix it:</w:t>
+      </w:r>
+    </w:p>
+    <w:p>
+      <w:pPr>
+        <w:spacing w:after="60" w:before="120"/>
+      </w:pPr>
+      <w:r>
+        <w:rPr>
+          <w:color w:val="BBBBBB"/>
+        </w:rPr>
+        <w:t xml:space="preserve">______________________________________________________________________</w:t>
+      </w:r>
+    </w:p>
+    <w:p>
+      <w:pPr>
+        <w:spacing w:after="60" w:before="120"/>
+      </w:pPr>
+      <w:r>
+        <w:rPr>
+          <w:color w:val="BBBBBB"/>
+        </w:rPr>
+        <w:t xml:space="preserve">______________________________________________________________________</w:t>
+      </w:r>
+    </w:p>
+    <w:p>
+      <w:pPr>
+        <w:spacing w:after="60" w:before="120"/>
+      </w:pPr>
+      <w:r>
+        <w:rPr>
+          <w:color w:val="BBBBBB"/>
+        </w:rPr>
+        <w:t xml:space="preserve">______________________________________________________________________</w:t>
+      </w:r>
+    </w:p>
+    <w:p>
+      <w:pPr>
+        <w:spacing w:after="80" w:before="0"/>
+      </w:pPr>
+      <w:r>
+        <w:rPr>
+          <w:b/>
+          <w:bCs/>
+        </w:rPr>
+        <w:t xml:space="preserve">6. Witness statement: 'The number of suspects, plus 7 more, is 22.' Which equation models this clue?</w:t>
+      </w:r>
+    </w:p>
+    <w:p>
+      <w:pPr>
+        <w:spacing w:after="40" w:before="0"/>
+      </w:pPr>
+      <w:r>
+        <w:t xml:space="preserve">     A. s + 7 = 22</w:t>
+      </w:r>
+    </w:p>
+    <w:p>
+      <w:pPr>
+        <w:spacing w:after="40" w:before="0"/>
+      </w:pPr>
+      <w:r>
+        <w:t xml:space="preserve">     B. s − 7 = 22</w:t>
+      </w:r>
+    </w:p>
+    <w:p>
+      <w:pPr>
+        <w:spacing w:after="40" w:before="0"/>
+      </w:pPr>
+      <w:r>
+        <w:t xml:space="preserve">     C. 7s = 22</w:t>
+      </w:r>
+    </w:p>
+    <w:p>
+      <w:pPr>
+        <w:spacing w:after="40" w:before="0"/>
+      </w:pPr>
+      <w:r>
+        <w:t xml:space="preserve">     D. s / 7 = 22</w:t>
+      </w:r>
+    </w:p>
+    <w:p>
+      <w:pPr>
+        <w:spacing w:after="60" w:before="120"/>
+      </w:pPr>
+      <w:r>
+        <w:rPr>
+          <w:color w:val="BBBBBB"/>
+        </w:rPr>
+        <w:t xml:space="preserve">______________________________________________________________________</w:t>
+      </w:r>
+    </w:p>
+    <w:p>
+      <w:pPr>
+        <w:spacing w:after="80" w:before="0"/>
+      </w:pPr>
+      <w:r>
+        <w:rPr>
+          <w:b/>
+          <w:bCs/>
+        </w:rPr>
+        <w:t xml:space="preserve">7. Ledger note: 'Six times the number of stolen coins equals 54.' Which equation models this clue?</w:t>
+      </w:r>
+    </w:p>
+    <w:p>
+      <w:pPr>
+        <w:spacing w:after="40" w:before="0"/>
+      </w:pPr>
+      <w:r>
+        <w:t xml:space="preserve">     A. 6c = 54</w:t>
+      </w:r>
+    </w:p>
+    <w:p>
+      <w:pPr>
+        <w:spacing w:after="40" w:before="0"/>
+      </w:pPr>
+      <w:r>
+        <w:t xml:space="preserve">     B. c + 6 = 54</w:t>
+      </w:r>
+    </w:p>
+    <w:p>
+      <w:pPr>
+        <w:spacing w:after="40" w:before="0"/>
+      </w:pPr>
+      <w:r>
+        <w:t xml:space="preserve">     C. c − 6 = 54</w:t>
+      </w:r>
+    </w:p>
+    <w:p>
+      <w:pPr>
+        <w:spacing w:after="40" w:before="0"/>
+      </w:pPr>
+      <w:r>
+        <w:t xml:space="preserve">     D. c / 6 = 54</w:t>
+      </w:r>
+    </w:p>
+    <w:p>
+      <w:pPr>
+        <w:spacing w:after="60" w:before="120"/>
+      </w:pPr>
+      <w:r>
+        <w:rPr>
+          <w:color w:val="BBBBBB"/>
+        </w:rPr>
+        <w:t xml:space="preserve">______________________________________________________________________</w:t>
+      </w:r>
+    </w:p>
+    <w:p>
+      <w:pPr>
+        <w:spacing w:after="80" w:before="0"/>
+      </w:pPr>
+      <w:r>
+        <w:rPr>
+          <w:b/>
+          <w:bCs/>
+        </w:rPr>
+        <w:t xml:space="preserve">8. Vault log: 'A number of gold bars shared equally into 5 cases puts 4 bars in each case.' Which equation models this clue?</w:t>
+      </w:r>
+    </w:p>
+    <w:p>
+      <w:pPr>
+        <w:spacing w:after="40" w:before="0"/>
+      </w:pPr>
+      <w:r>
+        <w:t xml:space="preserve">     A. b / 5 = 4</w:t>
+      </w:r>
+    </w:p>
+    <w:p>
+      <w:pPr>
+        <w:spacing w:after="40" w:before="0"/>
+      </w:pPr>
+      <w:r>
+        <w:t xml:space="preserve">     B. 5b = 4</w:t>
+      </w:r>
+    </w:p>
+    <w:p>
+      <w:pPr>
+        <w:spacing w:after="40" w:before="0"/>
+      </w:pPr>
+      <w:r>
+        <w:t xml:space="preserve">     C. b − 5 = 4</w:t>
+      </w:r>
+    </w:p>
+    <w:p>
+      <w:pPr>
+        <w:spacing w:after="40" w:before="0"/>
+      </w:pPr>
+      <w:r>
+        <w:t xml:space="preserve">     D. b + 5 = 4</w:t>
+      </w:r>
+    </w:p>
+    <w:p>
+      <w:pPr>
+        <w:spacing w:after="60" w:before="120"/>
+      </w:pPr>
+      <w:r>
+        <w:rPr>
+          <w:color w:val="BBBBBB"/>
+        </w:rPr>
+        <w:t xml:space="preserve">______________________________________________________________________</w:t>
+      </w:r>
+    </w:p>
+    <w:p>
+      <w:pPr>
+        <w:spacing w:after="80" w:before="0"/>
+      </w:pPr>
+      <w:r>
+        <w:rPr>
+          <w:b/>
+          <w:bCs/>
+        </w:rPr>
+        <w:t xml:space="preserve">9. Sort each case clue by the kind of equation it would become.</w:t>
+      </w:r>
+    </w:p>
+    <w:p>
+      <w:pPr>
+        <w:spacing w:after="80" w:before="0"/>
+      </w:pPr>
+      <w:r>
+        <w:rPr>
+          <w:i/>
+          <w:iCs/>
+        </w:rPr>
+        <w:t xml:space="preserve">Groups: Addition equation (+)   |   Subtraction equation (−)   |   Multiplication equation (×)</w:t>
+      </w:r>
+    </w:p>
+    <w:p>
+      <w:pPr>
+        <w:spacing w:after="40" w:before="0"/>
+      </w:pPr>
+      <w:r>
+        <w:t xml:space="preserve">   • 11 more fingerprints than yesterday is 40   → __________________</w:t>
+      </w:r>
+    </w:p>
+    <w:p>
+      <w:pPr>
+        <w:spacing w:after="40" w:before="0"/>
+      </w:pPr>
+      <w:r>
+        <w:t xml:space="preserve">   • A sum of clues and 9 equals 25   → __________________</w:t>
+      </w:r>
+    </w:p>
+    <w:p>
+      <w:pPr>
+        <w:spacing w:after="40" w:before="0"/>
+      </w:pPr>
+      <w:r>
+        <w:t xml:space="preserve">   • 9 fewer alibis than before leaves 14   → __________________</w:t>
+      </w:r>
+    </w:p>
+    <w:p>
+      <w:pPr>
+        <w:spacing w:after="40" w:before="0"/>
+      </w:pPr>
+      <w:r>
+        <w:t xml:space="preserve">   • 8 less than the tip count is 12   → __________________</w:t>
+      </w:r>
+    </w:p>
+    <w:p>
+      <w:pPr>
+        <w:spacing w:after="40" w:before="0"/>
+      </w:pPr>
+      <w:r>
+        <w:t xml:space="preserve">   • Triple the number of footprints is 27   → __________________</w:t>
+      </w:r>
+    </w:p>
+    <w:p>
+      <w:pPr>
+        <w:spacing w:after="40" w:before="0"/>
+      </w:pPr>
+      <w:r>
+        <w:t xml:space="preserve">   • The product of suspects and 4 is 32   → __________________</w:t>
+      </w:r>
+    </w:p>
+    <w:p>
+      <w:pPr>
+        <w:spacing w:after="60" w:before="120"/>
+      </w:pPr>
+      <w:r>
+        <w:rPr>
+          <w:color w:val="BBBBBB"/>
+        </w:rPr>
+        <w:t xml:space="preserve">______________________________________________________________________</w:t>
+      </w:r>
+    </w:p>
+    <w:p>
+      <w:pPr>
+        <w:spacing w:after="80" w:before="0"/>
+      </w:pPr>
+      <w:r>
+        <w:rPr>
+          <w:b/>
+          <w:bCs/>
+        </w:rPr>
+        <w:t xml:space="preserve">10. Match each case clue to the equation that models it</w:t>
+      </w:r>
+    </w:p>
+    <w:tbl>
+      <w:tblPr>
+        <w:tblW w:type="pct" w:w="100%"/>
+        <w:tblBorders>
+          <w:top w:val="single" w:color="auto" w:sz="4"/>
+          <w:left w:val="single" w:color="auto" w:sz="4"/>
+          <w:bottom w:val="single" w:color="auto" w:sz="4"/>
+          <w:right w:val="single" w:color="auto" w:sz="4"/>
+          <w:insideH w:val="single" w:color="auto" w:sz="4"/>
+          <w:insideV w:val="single" w:color="auto" w:sz="4"/>
+        </w:tblBorders>
+      </w:tblPr>
+      <w:tblGrid>
+        <w:gridCol w:w="100"/>
+        <w:gridCol w:w="100"/>
+      </w:tblGrid>
+      <w:tr>
+        <w:trPr>
+          <w:tblHeader/>
+        </w:trPr>
+        <w:tc>
+          <w:tcPr>
+            <w:tcW w:type="pct" w:w="50%"/>
+          </w:tcPr>
+          <w:p>
+            <w:r>
+              <w:rPr>
+                <w:b/>
+                <w:bCs/>
+              </w:rPr>
+              <w:t xml:space="preserve">Item</w:t>
+            </w:r>
+          </w:p>
+        </w:tc>
+        <w:tc>
+          <w:tcPr>
+            <w:tcW w:type="pct" w:w="50%"/>
+          </w:tcPr>
+          <w:p>
+            <w:r>
+              <w:rPr>
+                <w:b/>
+                <w:bCs/>
+              </w:rPr>
+              <w:t xml:space="preserve">Answer choices</w:t>
+            </w:r>
+          </w:p>
+        </w:tc>
+      </w:tr>
+      <w:tr>
+        <w:tc>
+          <w:tcPr>
+            <w:tcW w:type="pct" w:w="50%"/>
+          </w:tcPr>
+          <w:p>
+            <w:r>
+              <w:t xml:space="preserve">____  A detective had some leads. After 10 more arrived, she had 26.</w:t>
+            </w:r>
+          </w:p>
+        </w:tc>
+        <w:tc>
+          <w:tcPr>
+            <w:tcW w:type="pct" w:w="50%"/>
+          </w:tcPr>
+          <w:p>
+            <w:r>
+              <w:t xml:space="preserve">D. n / 6 = 9</w:t>
+            </w:r>
+          </w:p>
+        </w:tc>
+      </w:tr>
+      <w:tr>
+        <w:tc>
+          <w:tcPr>
+            <w:tcW w:type="pct" w:w="50%"/>
+          </w:tcPr>
+          <w:p>
+            <w:r>
+              <w:t xml:space="preserve">____  After crossing out 5 false leads, 18 leads remained.</w:t>
+            </w:r>
+          </w:p>
+        </w:tc>
+        <w:tc>
+          <w:tcPr>
+            <w:tcW w:type="pct" w:w="50%"/>
+          </w:tcPr>
+          <w:p>
+            <w:r>
+              <w:t xml:space="preserve">C. 7n = 42</w:t>
+            </w:r>
+          </w:p>
+        </w:tc>
+      </w:tr>
+      <w:tr>
+        <w:tc>
+          <w:tcPr>
+            <w:tcW w:type="pct" w:w="50%"/>
+          </w:tcPr>
+          <w:p>
+            <w:r>
+              <w:t xml:space="preserve">____  Seven identical evidence boxes hold 42 clues in all.</w:t>
+            </w:r>
+          </w:p>
+        </w:tc>
+        <w:tc>
+          <w:tcPr>
+            <w:tcW w:type="pct" w:w="50%"/>
+          </w:tcPr>
+          <w:p>
+            <w:r>
+              <w:t xml:space="preserve">B. n − 5 = 18</w:t>
+            </w:r>
+          </w:p>
+        </w:tc>
+      </w:tr>
+      <w:tr>
+        <w:tc>
+          <w:tcPr>
+            <w:tcW w:type="pct" w:w="50%"/>
+          </w:tcPr>
+          <w:p>
+            <w:r>
+              <w:t xml:space="preserve">____  A pile of photos split evenly into 6 folders gives 9 photos each.</w:t>
+            </w:r>
+          </w:p>
+        </w:tc>
+        <w:tc>
+          <w:tcPr>
+            <w:tcW w:type="pct" w:w="50%"/>
+          </w:tcPr>
+          <w:p>
+            <w:r>
+              <w:t xml:space="preserve">A. n + 10 = 26</w:t>
+            </w:r>
+          </w:p>
+        </w:tc>
+      </w:tr>
+    </w:tbl>
+    <w:p>
+      <w:pPr>
+        <w:spacing w:after="60" w:before="120"/>
+      </w:pPr>
+      <w:r>
+        <w:rPr>
+          <w:color w:val="BBBBBB"/>
+        </w:rPr>
+        <w:t xml:space="preserve">______________________________________________________________________</w:t>
+      </w:r>
+    </w:p>
+    <w:p>
       <w:r>
         <w:br w:type="page"/>
       </w:r>
@@ -754,10 +1244,22 @@
     </w:p>
     <w:p>
       <w:pPr>
+        <w:spacing w:after="20" w:before="0"/>
+      </w:pPr>
+      <w:r>
+        <w:t xml:space="preserve">     'Plus' means addition, so the equation is n + 12 = 30.</w:t>
+      </w:r>
+    </w:p>
+    <w:p>
+      <w:pPr>
         <w:spacing w:after="80" w:before="0"/>
       </w:pPr>
       <w:r>
-        <w:t xml:space="preserve">     'Plus' means addition, so the equation is n + 12 = 30.</w:t>
+        <w:rPr>
+          <w:i/>
+          <w:iCs/>
+        </w:rPr>
+        <w:t xml:space="preserve">     Watch for: A common mistake in Write Equations is skipping the key idea: "Find the unknown, choose a variable, then turn the words into symbols around an equal sign." — always check your work against this rule before you submit.</w:t>
       </w:r>
     </w:p>
     <w:p>
@@ -774,10 +1276,22 @@
     </w:p>
     <w:p>
       <w:pPr>
+        <w:spacing w:after="20" w:before="0"/>
+      </w:pPr>
+      <w:r>
+        <w:t xml:space="preserve">     'Seven less than a number' means start with the number and subtract 7: n − 7 = 18.</w:t>
+      </w:r>
+    </w:p>
+    <w:p>
+      <w:pPr>
         <w:spacing w:after="80" w:before="0"/>
       </w:pPr>
       <w:r>
-        <w:t xml:space="preserve">     'Seven less than a number' means start with the number and subtract 7: n − 7 = 18.</w:t>
+        <w:rPr>
+          <w:i/>
+          <w:iCs/>
+        </w:rPr>
+        <w:t xml:space="preserve">     Watch for: A common mistake in Write Equations is skipping the key idea: "Find the unknown, choose a variable, then turn the words into symbols around an equal sign." — always check your work against this rule before you submit.</w:t>
       </w:r>
     </w:p>
     <w:p>
@@ -822,10 +1336,266 @@
     </w:p>
     <w:p>
       <w:pPr>
+        <w:spacing w:after="20" w:before="0"/>
+      </w:pPr>
+      <w:r>
+        <w:t xml:space="preserve">     The detective's Monday fingerprints (f) plus 14 more equals 30: f + 14 = 30.</w:t>
+      </w:r>
+    </w:p>
+    <w:p>
+      <w:pPr>
         <w:spacing w:after="80" w:before="0"/>
       </w:pPr>
       <w:r>
-        <w:t xml:space="preserve">     The detective's Monday fingerprints (f) plus 14 more equals 30: f + 14 = 30.</w:t>
+        <w:rPr>
+          <w:i/>
+          <w:iCs/>
+        </w:rPr>
+        <w:t xml:space="preserve">     Watch for: A common mistake in Write Equations is skipping the key idea: "Find the unknown, choose a variable, then turn the words into symbols around an equal sign." — always check your work against this rule before you submit.</w:t>
+      </w:r>
+    </w:p>
+    <w:p>
+      <w:pPr>
+        <w:spacing w:after="40" w:before="0"/>
+      </w:pPr>
+      <w:r>
+        <w:rPr>
+          <w:b/>
+          <w:bCs/>
+        </w:rPr>
+        <w:t xml:space="preserve">5. onLevel — Spot the Common Mistake</w:t>
+      </w:r>
+    </w:p>
+    <w:p>
+      <w:pPr>
+        <w:spacing w:after="20" w:before="0"/>
+      </w:pPr>
+      <w:r>
+        <w:t xml:space="preserve">     The mistake is in Step 2.</w:t>
+      </w:r>
+    </w:p>
+    <w:p>
+      <w:pPr>
+        <w:spacing w:after="20" w:before="0"/>
+      </w:pPr>
+      <w:r>
+        <w:t xml:space="preserve">     Correct work: Follow the key idea: Find the unknown, choose a variable, then turn the words into symbols around an equal sign.</w:t>
+      </w:r>
+    </w:p>
+    <w:p>
+      <w:pPr>
+        <w:spacing w:after="40" w:before="0"/>
+      </w:pPr>
+      <w:r>
+        <w:rPr>
+          <w:b/>
+          <w:bCs/>
+        </w:rPr>
+        <w:t xml:space="preserve">6. A. s + 7 = 22</w:t>
+      </w:r>
+    </w:p>
+    <w:p>
+      <w:pPr>
+        <w:spacing w:after="20" w:before="0"/>
+      </w:pPr>
+      <w:r>
+        <w:t xml:space="preserve">     Let s be the number of suspects. 'Plus 7 more' means + 7 and 'is 22' means = 22, so s + 7 = 22.</w:t>
+      </w:r>
+    </w:p>
+    <w:p>
+      <w:pPr>
+        <w:spacing w:after="80" w:before="0"/>
+      </w:pPr>
+      <w:r>
+        <w:rPr>
+          <w:i/>
+          <w:iCs/>
+        </w:rPr>
+        <w:t xml:space="preserve">     Watch for: A common mistake in Write Equations is skipping the key idea: "Find the unknown, choose a variable, then turn the words into symbols around an equal sign." — always check your work against this rule before you submit.</w:t>
+      </w:r>
+    </w:p>
+    <w:p>
+      <w:pPr>
+        <w:spacing w:after="40" w:before="0"/>
+      </w:pPr>
+      <w:r>
+        <w:rPr>
+          <w:b/>
+          <w:bCs/>
+        </w:rPr>
+        <w:t xml:space="preserve">7. A. 6c = 54</w:t>
+      </w:r>
+    </w:p>
+    <w:p>
+      <w:pPr>
+        <w:spacing w:after="20" w:before="0"/>
+      </w:pPr>
+      <w:r>
+        <w:t xml:space="preserve">     Let c be the number of stolen coins. 'Six times' means multiply by 6, so the equation is 6c = 54.</w:t>
+      </w:r>
+    </w:p>
+    <w:p>
+      <w:pPr>
+        <w:spacing w:after="80" w:before="0"/>
+      </w:pPr>
+      <w:r>
+        <w:rPr>
+          <w:i/>
+          <w:iCs/>
+        </w:rPr>
+        <w:t xml:space="preserve">     Watch for: A common mistake in Write Equations is skipping the key idea: "Find the unknown, choose a variable, then turn the words into symbols around an equal sign." — always check your work against this rule before you submit.</w:t>
+      </w:r>
+    </w:p>
+    <w:p>
+      <w:pPr>
+        <w:spacing w:after="40" w:before="0"/>
+      </w:pPr>
+      <w:r>
+        <w:rPr>
+          <w:b/>
+          <w:bCs/>
+        </w:rPr>
+        <w:t xml:space="preserve">8. A. b / 5 = 4</w:t>
+      </w:r>
+    </w:p>
+    <w:p>
+      <w:pPr>
+        <w:spacing w:after="20" w:before="0"/>
+      </w:pPr>
+      <w:r>
+        <w:t xml:space="preserve">     Let b be the total gold bars. Sharing equally into 5 cases means b / 5, and each case has 4, so b / 5 = 4.</w:t>
+      </w:r>
+    </w:p>
+    <w:p>
+      <w:pPr>
+        <w:spacing w:after="80" w:before="0"/>
+      </w:pPr>
+      <w:r>
+        <w:rPr>
+          <w:i/>
+          <w:iCs/>
+        </w:rPr>
+        <w:t xml:space="preserve">     Watch for: A common mistake in Write Equations is skipping the key idea: "Find the unknown, choose a variable, then turn the words into symbols around an equal sign." — always check your work against this rule before you submit.</w:t>
+      </w:r>
+    </w:p>
+    <w:p>
+      <w:pPr>
+        <w:spacing w:after="40" w:before="0"/>
+      </w:pPr>
+      <w:r>
+        <w:rPr>
+          <w:b/>
+          <w:bCs/>
+        </w:rPr>
+        <w:t xml:space="preserve">9. Correct groups:</w:t>
+      </w:r>
+    </w:p>
+    <w:p>
+      <w:pPr>
+        <w:spacing w:after="20" w:before="0"/>
+      </w:pPr>
+      <w:r>
+        <w:t xml:space="preserve">     11 more fingerprints than yesterday is 40 → Addition equation (+)</w:t>
+      </w:r>
+    </w:p>
+    <w:p>
+      <w:pPr>
+        <w:spacing w:after="20" w:before="0"/>
+      </w:pPr>
+      <w:r>
+        <w:t xml:space="preserve">     A sum of clues and 9 equals 25 → Addition equation (+)</w:t>
+      </w:r>
+    </w:p>
+    <w:p>
+      <w:pPr>
+        <w:spacing w:after="20" w:before="0"/>
+      </w:pPr>
+      <w:r>
+        <w:t xml:space="preserve">     9 fewer alibis than before leaves 14 → Subtraction equation (−)</w:t>
+      </w:r>
+    </w:p>
+    <w:p>
+      <w:pPr>
+        <w:spacing w:after="20" w:before="0"/>
+      </w:pPr>
+      <w:r>
+        <w:t xml:space="preserve">     8 less than the tip count is 12 → Subtraction equation (−)</w:t>
+      </w:r>
+    </w:p>
+    <w:p>
+      <w:pPr>
+        <w:spacing w:after="20" w:before="0"/>
+      </w:pPr>
+      <w:r>
+        <w:t xml:space="preserve">     Triple the number of footprints is 27 → Multiplication equation (×)</w:t>
+      </w:r>
+    </w:p>
+    <w:p>
+      <w:pPr>
+        <w:spacing w:after="20" w:before="0"/>
+      </w:pPr>
+      <w:r>
+        <w:t xml:space="preserve">     The product of suspects and 4 is 32 → Multiplication equation (×)</w:t>
+      </w:r>
+    </w:p>
+    <w:p>
+      <w:pPr>
+        <w:spacing w:after="40" w:before="0"/>
+      </w:pPr>
+      <w:r>
+        <w:t xml:space="preserve"/>
+      </w:r>
+    </w:p>
+    <w:p>
+      <w:pPr>
+        <w:spacing w:after="40" w:before="0"/>
+      </w:pPr>
+      <w:r>
+        <w:rPr>
+          <w:b/>
+          <w:bCs/>
+        </w:rPr>
+        <w:t xml:space="preserve">10. Matches:</w:t>
+      </w:r>
+    </w:p>
+    <w:p>
+      <w:pPr>
+        <w:spacing w:after="20" w:before="0"/>
+      </w:pPr>
+      <w:r>
+        <w:t xml:space="preserve">     A detective had some leads. After 10 more arrived, she had 26. → n + 10 = 26</w:t>
+      </w:r>
+    </w:p>
+    <w:p>
+      <w:pPr>
+        <w:spacing w:after="20" w:before="0"/>
+      </w:pPr>
+      <w:r>
+        <w:t xml:space="preserve">     After crossing out 5 false leads, 18 leads remained. → n − 5 = 18</w:t>
+      </w:r>
+    </w:p>
+    <w:p>
+      <w:pPr>
+        <w:spacing w:after="20" w:before="0"/>
+      </w:pPr>
+      <w:r>
+        <w:t xml:space="preserve">     Seven identical evidence boxes hold 42 clues in all. → 7n = 42</w:t>
+      </w:r>
+    </w:p>
+    <w:p>
+      <w:pPr>
+        <w:spacing w:after="20" w:before="0"/>
+      </w:pPr>
+      <w:r>
+        <w:t xml:space="preserve">     A pile of photos split evenly into 6 folders gives 9 photos each. → n / 6 = 9</w:t>
+      </w:r>
+    </w:p>
+    <w:p>
+      <w:pPr>
+        <w:spacing w:after="40" w:before="0"/>
+      </w:pPr>
+      <w:r>
+        <w:t xml:space="preserve"/>
       </w:r>
     </w:p>
     <w:sectPr>

--- a/lessons/7-1-flagship/homework.docx
+++ b/lessons/7-1-flagship/homework.docx
@@ -739,23 +739,23 @@
         <w:spacing w:after="40" w:before="0"/>
       </w:pPr>
       <w:r>
-        <w:t xml:space="preserve">   Step 1 (Read): A student is working on Write Equations.</w:t>
-      </w:r>
-    </w:p>
-    <w:p>
-      <w:pPr>
-        <w:spacing w:after="40" w:before="0"/>
-      </w:pPr>
-      <w:r>
-        <w:t xml:space="preserve">   Step 2 (Attempt): They ignored the rule: Find the unknown, choose a variable, then turn the words into symbols around an equal sign.</w:t>
-      </w:r>
-    </w:p>
-    <w:p>
-      <w:pPr>
-        <w:spacing w:after="40" w:before="0"/>
-      </w:pPr>
-      <w:r>
-        <w:t xml:space="preserve">   Step 3 (Check): The answer does not match the math rule from class.</w:t>
+        <w:t xml:space="preserve">   Step 1 (Clue): Five times the number of suspects equals 35</w:t>
+      </w:r>
+    </w:p>
+    <w:p>
+      <w:pPr>
+        <w:spacing w:after="40" w:before="0"/>
+      </w:pPr>
+      <w:r>
+        <w:t xml:space="preserve">   Step 2 (Choose a variable): Let s be the number of suspects</w:t>
+      </w:r>
+    </w:p>
+    <w:p>
+      <w:pPr>
+        <w:spacing w:after="40" w:before="0"/>
+      </w:pPr>
+      <w:r>
+        <w:t xml:space="preserve">   Step 3 (Write the equation): s + 5 = 35</w:t>
       </w:r>
     </w:p>
     <w:p>
@@ -1259,7 +1259,7 @@
           <w:i/>
           <w:iCs/>
         </w:rPr>
-        <w:t xml:space="preserve">     Watch for: A common mistake in Write Equations is skipping the key idea: "Find the unknown, choose a variable, then turn the words into symbols around an equal sign." — always check your work against this rule before you submit.</w:t>
+        <w:t xml:space="preserve">     Watch for: A common mistake in Write Equations is reversing the order in 'less than' and 'fewer than' clues — writing 7 − n = 18 instead of n − 7 = 18 for 'seven less than a number is 18.' These phrases flip the words, but you still start with the unknown number and subtract from it. Before you submit, plug in your answer to check: for n − 7 = 18, n = 25 works because 25 − 7 = 18 ✓, but 7 − 25 = −18 ✗ shows the reversed equation is wrong.</w:t>
       </w:r>
     </w:p>
     <w:p>
@@ -1291,7 +1291,7 @@
           <w:i/>
           <w:iCs/>
         </w:rPr>
-        <w:t xml:space="preserve">     Watch for: A common mistake in Write Equations is skipping the key idea: "Find the unknown, choose a variable, then turn the words into symbols around an equal sign." — always check your work against this rule before you submit.</w:t>
+        <w:t xml:space="preserve">     Watch for: A common mistake in Write Equations is reversing the order in 'less than' and 'fewer than' clues — writing 7 − n = 18 instead of n − 7 = 18 for 'seven less than a number is 18.' These phrases flip the words, but you still start with the unknown number and subtract from it. Before you submit, plug in your answer to check: for n − 7 = 18, n = 25 works because 25 − 7 = 18 ✓, but 7 − 25 = −18 ✗ shows the reversed equation is wrong.</w:t>
       </w:r>
     </w:p>
     <w:p>
@@ -1351,7 +1351,7 @@
           <w:i/>
           <w:iCs/>
         </w:rPr>
-        <w:t xml:space="preserve">     Watch for: A common mistake in Write Equations is skipping the key idea: "Find the unknown, choose a variable, then turn the words into symbols around an equal sign." — always check your work against this rule before you submit.</w:t>
+        <w:t xml:space="preserve">     Watch for: A common mistake in Write Equations is reversing the order in 'less than' and 'fewer than' clues — writing 7 − n = 18 instead of n − 7 = 18 for 'seven less than a number is 18.' These phrases flip the words, but you still start with the unknown number and subtract from it. Before you submit, plug in your answer to check: for n − 7 = 18, n = 25 works because 25 − 7 = 18 ✓, but 7 − 25 = −18 ✗ shows the reversed equation is wrong.</w:t>
       </w:r>
     </w:p>
     <w:p>
@@ -1371,7 +1371,7 @@
         <w:spacing w:after="20" w:before="0"/>
       </w:pPr>
       <w:r>
-        <w:t xml:space="preserve">     The mistake is in Step 2.</w:t>
+        <w:t xml:space="preserve">     The mistake is in Step 3.</w:t>
       </w:r>
     </w:p>
     <w:p>
@@ -1379,7 +1379,7 @@
         <w:spacing w:after="20" w:before="0"/>
       </w:pPr>
       <w:r>
-        <w:t xml:space="preserve">     Correct work: Follow the key idea: Find the unknown, choose a variable, then turn the words into symbols around an equal sign.</w:t>
+        <w:t xml:space="preserve">     Correct work: 'Five times the number' means multiply by 5, not add 5. The correct equation is 5s = 35.</w:t>
       </w:r>
     </w:p>
     <w:p>
@@ -1411,7 +1411,7 @@
           <w:i/>
           <w:iCs/>
         </w:rPr>
-        <w:t xml:space="preserve">     Watch for: A common mistake in Write Equations is skipping the key idea: "Find the unknown, choose a variable, then turn the words into symbols around an equal sign." — always check your work against this rule before you submit.</w:t>
+        <w:t xml:space="preserve">     Watch for: A common mistake in Write Equations is reversing the order in 'less than' and 'fewer than' clues — writing 7 − n = 18 instead of n − 7 = 18 for 'seven less than a number is 18.' These phrases flip the words, but you still start with the unknown number and subtract from it. Before you submit, plug in your answer to check: for n − 7 = 18, n = 25 works because 25 − 7 = 18 ✓, but 7 − 25 = −18 ✗ shows the reversed equation is wrong.</w:t>
       </w:r>
     </w:p>
     <w:p>
@@ -1443,7 +1443,7 @@
           <w:i/>
           <w:iCs/>
         </w:rPr>
-        <w:t xml:space="preserve">     Watch for: A common mistake in Write Equations is skipping the key idea: "Find the unknown, choose a variable, then turn the words into symbols around an equal sign." — always check your work against this rule before you submit.</w:t>
+        <w:t xml:space="preserve">     Watch for: A common mistake in Write Equations is reversing the order in 'less than' and 'fewer than' clues — writing 7 − n = 18 instead of n − 7 = 18 for 'seven less than a number is 18.' These phrases flip the words, but you still start with the unknown number and subtract from it. Before you submit, plug in your answer to check: for n − 7 = 18, n = 25 works because 25 − 7 = 18 ✓, but 7 − 25 = −18 ✗ shows the reversed equation is wrong.</w:t>
       </w:r>
     </w:p>
     <w:p>
@@ -1475,7 +1475,7 @@
           <w:i/>
           <w:iCs/>
         </w:rPr>
-        <w:t xml:space="preserve">     Watch for: A common mistake in Write Equations is skipping the key idea: "Find the unknown, choose a variable, then turn the words into symbols around an equal sign." — always check your work against this rule before you submit.</w:t>
+        <w:t xml:space="preserve">     Watch for: A common mistake in Write Equations is reversing the order in 'less than' and 'fewer than' clues — writing 7 − n = 18 instead of n − 7 = 18 for 'seven less than a number is 18.' These phrases flip the words, but you still start with the unknown number and subtract from it. Before you submit, plug in your answer to check: for n − 7 = 18, n = 25 works because 25 − 7 = 18 ✓, but 7 − 25 = −18 ✗ shows the reversed equation is wrong.</w:t>
       </w:r>
     </w:p>
     <w:p>
